--- a/Наладчик контрольно-измерительных приборов и автоматики/профессиональной подготовки 14919 Наладчик контрольно-измерительных приборов и автоматики/Лекции МДК 01.01  03 Чтение и анализ конструкторской и технологической документации на КИПиА.docx
+++ b/Наладчик контрольно-измерительных приборов и автоматики/профессиональной подготовки 14919 Наладчик контрольно-измерительных приборов и автоматики/Лекции МДК 01.01  03 Чтение и анализ конструкторской и технологической документации на КИПиА.docx
@@ -230,21 +230,6 @@
           <w:rFonts w:ascii="Times New Roman" w:hAnsi="Times New Roman" w:cs="Times New Roman"/>
         </w:rPr>
         <w:t>Наладчик должен уметь читать схемы, выполненные как в однолинейном, так и в многолинейном исполнении, а также схемы соединений (монтажные схемы), показывающие реальные электрические соединения между аппаратами на щитах и пультах управления.</w:t>
-      </w:r>
-    </w:p>
-    <w:p>
-      <w:pPr>
-        <w:spacing w:line="360" w:lineRule="auto" w:before="240" w:after="80"/>
-        <w:jc w:val="left"/>
-      </w:pPr>
-      <w:r>
-        <w:rPr>
-          <w:rFonts w:ascii="Times New Roman" w:hAnsi="Times New Roman"/>
-          <w:b/>
-          <w:sz w:val="28"/>
-          <w:rFonts w:ascii="Times New Roman" w:hAnsi="Times New Roman" w:cs="Times New Roman"/>
-        </w:rPr>
-        <w:t>Вопросы для повторения (Лекция 1):</w:t>
       </w:r>
     </w:p>
     <w:p>
@@ -499,7 +484,40 @@
           <w:sz w:val="28"/>
           <w:rFonts w:ascii="Times New Roman" w:hAnsi="Times New Roman" w:cs="Times New Roman"/>
         </w:rPr>
-        <w:t>Спецификация используется при входном контроле оборудования, поступающего на объект. Наладчик проверяет соответствие фактически поставленного оборудования спецификации, наличие эксплуатационной документации и комплектность поставки. Выявленные расхождения оформляются актом и сообщаются заказчику.</w:t>
+      </w:r>
+      <w:r>
+        <w:drawing>
+          <wp:inline xmlns:a="http://schemas.openxmlformats.org/drawingml/2006/main" xmlns:pic="http://schemas.openxmlformats.org/drawingml/2006/picture">
+            <wp:extent cx="5029200" cy="2978886"/>
+            <wp:docPr id="1" name="Picture 1"/>
+            <wp:cNvGraphicFramePr>
+              <a:graphicFrameLocks noChangeAspect="1"/>
+            </wp:cNvGraphicFramePr>
+            <a:graphic>
+              <a:graphicData uri="http://schemas.openxmlformats.org/drawingml/2006/picture">
+                <pic:pic>
+                  <pic:nvPicPr>
+                    <pic:cNvPr id="0" name="diagram_03.png"/>
+                    <pic:cNvPicPr/>
+                  </pic:nvPicPr>
+                  <pic:blipFill>
+                    <a:blip r:embed="rId9"/>
+                    <a:stretch>
+                      <a:fillRect/>
+                    </a:stretch>
+                  </pic:blipFill>
+                  <pic:spPr>
+                    <a:xfrm>
+                      <a:off x="0" y="0"/>
+                      <a:ext cx="5029200" cy="2978886"/>
+                    </a:xfrm>
+                    <a:prstGeom prst="rect"/>
+                  </pic:spPr>
+                </pic:pic>
+              </a:graphicData>
+            </a:graphic>
+          </wp:inline>
+        </w:drawing>
       </w:r>
     </w:p>
     <w:p>
@@ -605,6 +623,914 @@
           <w:rFonts w:ascii="Times New Roman" w:hAnsi="Times New Roman" w:cs="Times New Roman"/>
         </w:rPr>
         <w:t>5. Допускается ли замена оборудования без согласования с проектной организацией и почему?</w:t>
+      </w:r>
+    </w:p>
+    <w:tbl>
+      <w:tblPr>
+        <w:tblStyle w:val="TableGrid"/>
+        <w:tblW w:type="auto" w:w="0"/>
+        <w:jc w:val="center"/>
+        <w:tblLook w:firstColumn="1" w:firstRow="1" w:lastColumn="0" w:lastRow="0" w:noHBand="0" w:noVBand="1" w:val="04A0"/>
+      </w:tblPr>
+      <w:tblGrid>
+        <w:gridCol w:w="2339"/>
+        <w:gridCol w:w="2339"/>
+        <w:gridCol w:w="2339"/>
+        <w:gridCol w:w="2339"/>
+      </w:tblGrid>
+      <w:tr>
+        <w:tc>
+          <w:tcPr>
+            <w:tcW w:type="dxa" w:w="2339"/>
+            <w:shd w:fill="4472C4" w:val="clear"/>
+          </w:tcPr>
+          <w:p>
+            <w:pPr>
+              <w:jc w:val="center"/>
+            </w:pPr>
+            <w:r/>
+            <w:r>
+              <w:rPr>
+                <w:b/>
+                <w:color w:val="FFFFFF"/>
+                <w:sz w:val="18"/>
+              </w:rPr>
+              <w:t>Тип схемы</w:t>
+            </w:r>
+          </w:p>
+        </w:tc>
+        <w:tc>
+          <w:tcPr>
+            <w:tcW w:type="dxa" w:w="2339"/>
+            <w:shd w:fill="4472C4" w:val="clear"/>
+          </w:tcPr>
+          <w:p>
+            <w:pPr>
+              <w:jc w:val="center"/>
+            </w:pPr>
+            <w:r/>
+            <w:r>
+              <w:rPr>
+                <w:b/>
+                <w:color w:val="FFFFFF"/>
+                <w:sz w:val="18"/>
+              </w:rPr>
+              <w:t>Обозначение</w:t>
+            </w:r>
+          </w:p>
+        </w:tc>
+        <w:tc>
+          <w:tcPr>
+            <w:tcW w:type="dxa" w:w="2339"/>
+            <w:shd w:fill="4472C4" w:val="clear"/>
+          </w:tcPr>
+          <w:p>
+            <w:pPr>
+              <w:jc w:val="center"/>
+            </w:pPr>
+            <w:r/>
+            <w:r>
+              <w:rPr>
+                <w:b/>
+                <w:color w:val="FFFFFF"/>
+                <w:sz w:val="18"/>
+              </w:rPr>
+              <w:t>Содержание</w:t>
+            </w:r>
+          </w:p>
+        </w:tc>
+        <w:tc>
+          <w:tcPr>
+            <w:tcW w:type="dxa" w:w="2339"/>
+            <w:shd w:fill="4472C4" w:val="clear"/>
+          </w:tcPr>
+          <w:p>
+            <w:pPr>
+              <w:jc w:val="center"/>
+            </w:pPr>
+            <w:r/>
+            <w:r>
+              <w:rPr>
+                <w:b/>
+                <w:color w:val="FFFFFF"/>
+                <w:sz w:val="18"/>
+              </w:rPr>
+              <w:t>Применение при наладке</w:t>
+            </w:r>
+          </w:p>
+        </w:tc>
+      </w:tr>
+      <w:tr>
+        <w:tc>
+          <w:tcPr>
+            <w:tcW w:type="dxa" w:w="2339"/>
+            <w:shd w:fill="D9E2F3" w:val="clear"/>
+          </w:tcPr>
+          <w:p>
+            <w:pPr>
+              <w:jc w:val="left"/>
+            </w:pPr>
+            <w:r/>
+            <w:r>
+              <w:rPr>
+                <w:sz w:val="18"/>
+              </w:rPr>
+              <w:t>Структурная</w:t>
+            </w:r>
+          </w:p>
+        </w:tc>
+        <w:tc>
+          <w:tcPr>
+            <w:tcW w:type="dxa" w:w="2339"/>
+            <w:shd w:fill="D9E2F3" w:val="clear"/>
+          </w:tcPr>
+          <w:p>
+            <w:pPr>
+              <w:jc w:val="left"/>
+            </w:pPr>
+            <w:r/>
+            <w:r>
+              <w:rPr>
+                <w:sz w:val="18"/>
+              </w:rPr>
+              <w:t>С1</w:t>
+            </w:r>
+          </w:p>
+        </w:tc>
+        <w:tc>
+          <w:tcPr>
+            <w:tcW w:type="dxa" w:w="2339"/>
+            <w:shd w:fill="D9E2F3" w:val="clear"/>
+          </w:tcPr>
+          <w:p>
+            <w:pPr>
+              <w:jc w:val="left"/>
+            </w:pPr>
+            <w:r/>
+            <w:r>
+              <w:rPr>
+                <w:sz w:val="18"/>
+              </w:rPr>
+              <w:t>Основные функциональные части</w:t>
+            </w:r>
+          </w:p>
+        </w:tc>
+        <w:tc>
+          <w:tcPr>
+            <w:tcW w:type="dxa" w:w="2339"/>
+            <w:shd w:fill="D9E2F3" w:val="clear"/>
+          </w:tcPr>
+          <w:p>
+            <w:pPr>
+              <w:jc w:val="left"/>
+            </w:pPr>
+            <w:r/>
+            <w:r>
+              <w:rPr>
+                <w:sz w:val="18"/>
+              </w:rPr>
+              <w:t>Общее понимание системы</w:t>
+            </w:r>
+          </w:p>
+        </w:tc>
+      </w:tr>
+      <w:tr>
+        <w:tc>
+          <w:tcPr>
+            <w:tcW w:type="dxa" w:w="2339"/>
+          </w:tcPr>
+          <w:p>
+            <w:pPr>
+              <w:jc w:val="left"/>
+            </w:pPr>
+            <w:r/>
+            <w:r>
+              <w:rPr>
+                <w:sz w:val="18"/>
+              </w:rPr>
+              <w:t>Функциональная</w:t>
+            </w:r>
+          </w:p>
+        </w:tc>
+        <w:tc>
+          <w:tcPr>
+            <w:tcW w:type="dxa" w:w="2339"/>
+          </w:tcPr>
+          <w:p>
+            <w:pPr>
+              <w:jc w:val="left"/>
+            </w:pPr>
+            <w:r/>
+            <w:r>
+              <w:rPr>
+                <w:sz w:val="18"/>
+              </w:rPr>
+              <w:t>С2</w:t>
+            </w:r>
+          </w:p>
+        </w:tc>
+        <w:tc>
+          <w:tcPr>
+            <w:tcW w:type="dxa" w:w="2339"/>
+          </w:tcPr>
+          <w:p>
+            <w:pPr>
+              <w:jc w:val="left"/>
+            </w:pPr>
+            <w:r/>
+            <w:r>
+              <w:rPr>
+                <w:sz w:val="18"/>
+              </w:rPr>
+              <w:t>Взаимодействие элементов</w:t>
+            </w:r>
+          </w:p>
+        </w:tc>
+        <w:tc>
+          <w:tcPr>
+            <w:tcW w:type="dxa" w:w="2339"/>
+          </w:tcPr>
+          <w:p>
+            <w:pPr>
+              <w:jc w:val="left"/>
+            </w:pPr>
+            <w:r/>
+            <w:r>
+              <w:rPr>
+                <w:sz w:val="18"/>
+              </w:rPr>
+              <w:t>Анализ алгоритмов управления</w:t>
+            </w:r>
+          </w:p>
+        </w:tc>
+      </w:tr>
+      <w:tr>
+        <w:tc>
+          <w:tcPr>
+            <w:tcW w:type="dxa" w:w="2339"/>
+            <w:shd w:fill="D9E2F3" w:val="clear"/>
+          </w:tcPr>
+          <w:p>
+            <w:pPr>
+              <w:jc w:val="left"/>
+            </w:pPr>
+            <w:r/>
+            <w:r>
+              <w:rPr>
+                <w:sz w:val="18"/>
+              </w:rPr>
+              <w:t>Принципиальная</w:t>
+            </w:r>
+          </w:p>
+        </w:tc>
+        <w:tc>
+          <w:tcPr>
+            <w:tcW w:type="dxa" w:w="2339"/>
+            <w:shd w:fill="D9E2F3" w:val="clear"/>
+          </w:tcPr>
+          <w:p>
+            <w:pPr>
+              <w:jc w:val="left"/>
+            </w:pPr>
+            <w:r/>
+            <w:r>
+              <w:rPr>
+                <w:sz w:val="18"/>
+              </w:rPr>
+              <w:t>С3</w:t>
+            </w:r>
+          </w:p>
+        </w:tc>
+        <w:tc>
+          <w:tcPr>
+            <w:tcW w:type="dxa" w:w="2339"/>
+            <w:shd w:fill="D9E2F3" w:val="clear"/>
+          </w:tcPr>
+          <w:p>
+            <w:pPr>
+              <w:jc w:val="left"/>
+            </w:pPr>
+            <w:r/>
+            <w:r>
+              <w:rPr>
+                <w:sz w:val="18"/>
+              </w:rPr>
+              <w:t>Все элементы и связи</w:t>
+            </w:r>
+          </w:p>
+        </w:tc>
+        <w:tc>
+          <w:tcPr>
+            <w:tcW w:type="dxa" w:w="2339"/>
+            <w:shd w:fill="D9E2F3" w:val="clear"/>
+          </w:tcPr>
+          <w:p>
+            <w:pPr>
+              <w:jc w:val="left"/>
+            </w:pPr>
+            <w:r/>
+            <w:r>
+              <w:rPr>
+                <w:sz w:val="18"/>
+              </w:rPr>
+              <w:t>Поиск неисправностей</w:t>
+            </w:r>
+          </w:p>
+        </w:tc>
+      </w:tr>
+      <w:tr>
+        <w:tc>
+          <w:tcPr>
+            <w:tcW w:type="dxa" w:w="2339"/>
+          </w:tcPr>
+          <w:p>
+            <w:pPr>
+              <w:jc w:val="left"/>
+            </w:pPr>
+            <w:r/>
+            <w:r>
+              <w:rPr>
+                <w:sz w:val="18"/>
+              </w:rPr>
+              <w:t>Монтажная</w:t>
+            </w:r>
+          </w:p>
+        </w:tc>
+        <w:tc>
+          <w:tcPr>
+            <w:tcW w:type="dxa" w:w="2339"/>
+          </w:tcPr>
+          <w:p>
+            <w:pPr>
+              <w:jc w:val="left"/>
+            </w:pPr>
+            <w:r/>
+            <w:r>
+              <w:rPr>
+                <w:sz w:val="18"/>
+              </w:rPr>
+              <w:t>С4</w:t>
+            </w:r>
+          </w:p>
+        </w:tc>
+        <w:tc>
+          <w:tcPr>
+            <w:tcW w:type="dxa" w:w="2339"/>
+          </w:tcPr>
+          <w:p>
+            <w:pPr>
+              <w:jc w:val="left"/>
+            </w:pPr>
+            <w:r/>
+            <w:r>
+              <w:rPr>
+                <w:sz w:val="18"/>
+              </w:rPr>
+              <w:t>Расположение и подключение</w:t>
+            </w:r>
+          </w:p>
+        </w:tc>
+        <w:tc>
+          <w:tcPr>
+            <w:tcW w:type="dxa" w:w="2339"/>
+          </w:tcPr>
+          <w:p>
+            <w:pPr>
+              <w:jc w:val="left"/>
+            </w:pPr>
+            <w:r/>
+            <w:r>
+              <w:rPr>
+                <w:sz w:val="18"/>
+              </w:rPr>
+              <w:t>Проверка монтажа</w:t>
+            </w:r>
+          </w:p>
+        </w:tc>
+      </w:tr>
+      <w:tr>
+        <w:tc>
+          <w:tcPr>
+            <w:tcW w:type="dxa" w:w="2339"/>
+            <w:shd w:fill="D9E2F3" w:val="clear"/>
+          </w:tcPr>
+          <w:p>
+            <w:pPr>
+              <w:jc w:val="left"/>
+            </w:pPr>
+            <w:r/>
+            <w:r>
+              <w:rPr>
+                <w:sz w:val="18"/>
+              </w:rPr>
+              <w:t>Соединений</w:t>
+            </w:r>
+          </w:p>
+        </w:tc>
+        <w:tc>
+          <w:tcPr>
+            <w:tcW w:type="dxa" w:w="2339"/>
+            <w:shd w:fill="D9E2F3" w:val="clear"/>
+          </w:tcPr>
+          <w:p>
+            <w:pPr>
+              <w:jc w:val="left"/>
+            </w:pPr>
+            <w:r/>
+            <w:r>
+              <w:rPr>
+                <w:sz w:val="18"/>
+              </w:rPr>
+              <w:t>С5</w:t>
+            </w:r>
+          </w:p>
+        </w:tc>
+        <w:tc>
+          <w:tcPr>
+            <w:tcW w:type="dxa" w:w="2339"/>
+            <w:shd w:fill="D9E2F3" w:val="clear"/>
+          </w:tcPr>
+          <w:p>
+            <w:pPr>
+              <w:jc w:val="left"/>
+            </w:pPr>
+            <w:r/>
+            <w:r>
+              <w:rPr>
+                <w:sz w:val="18"/>
+              </w:rPr>
+              <w:t>Внешние подключения</w:t>
+            </w:r>
+          </w:p>
+        </w:tc>
+        <w:tc>
+          <w:tcPr>
+            <w:tcW w:type="dxa" w:w="2339"/>
+            <w:shd w:fill="D9E2F3" w:val="clear"/>
+          </w:tcPr>
+          <w:p>
+            <w:pPr>
+              <w:jc w:val="left"/>
+            </w:pPr>
+            <w:r/>
+            <w:r>
+              <w:rPr>
+                <w:sz w:val="18"/>
+              </w:rPr>
+              <w:t>Проверка проводок</w:t>
+            </w:r>
+          </w:p>
+        </w:tc>
+      </w:tr>
+      <w:tr>
+        <w:tc>
+          <w:tcPr>
+            <w:tcW w:type="dxa" w:w="2339"/>
+          </w:tcPr>
+          <w:p>
+            <w:pPr>
+              <w:jc w:val="left"/>
+            </w:pPr>
+            <w:r/>
+            <w:r>
+              <w:rPr>
+                <w:sz w:val="18"/>
+              </w:rPr>
+              <w:t>Подключений</w:t>
+            </w:r>
+          </w:p>
+        </w:tc>
+        <w:tc>
+          <w:tcPr>
+            <w:tcW w:type="dxa" w:w="2339"/>
+          </w:tcPr>
+          <w:p>
+            <w:pPr>
+              <w:jc w:val="left"/>
+            </w:pPr>
+            <w:r/>
+            <w:r>
+              <w:rPr>
+                <w:sz w:val="18"/>
+              </w:rPr>
+              <w:t>С6</w:t>
+            </w:r>
+          </w:p>
+        </w:tc>
+        <w:tc>
+          <w:tcPr>
+            <w:tcW w:type="dxa" w:w="2339"/>
+          </w:tcPr>
+          <w:p>
+            <w:pPr>
+              <w:jc w:val="left"/>
+            </w:pPr>
+            <w:r/>
+            <w:r>
+              <w:rPr>
+                <w:sz w:val="18"/>
+              </w:rPr>
+              <w:t>Подключение к внешним цепям</w:t>
+            </w:r>
+          </w:p>
+        </w:tc>
+        <w:tc>
+          <w:tcPr>
+            <w:tcW w:type="dxa" w:w="2339"/>
+          </w:tcPr>
+          <w:p>
+            <w:pPr>
+              <w:jc w:val="left"/>
+            </w:pPr>
+            <w:r/>
+            <w:r>
+              <w:rPr>
+                <w:sz w:val="18"/>
+              </w:rPr>
+              <w:t>Подключение КИПиА</w:t>
+            </w:r>
+          </w:p>
+        </w:tc>
+      </w:tr>
+    </w:tbl>
+    <w:tbl>
+      <w:tblPr>
+        <w:tblStyle w:val="TableGrid"/>
+        <w:tblW w:type="auto" w:w="0"/>
+        <w:jc w:val="center"/>
+        <w:tblLook w:firstColumn="1" w:firstRow="1" w:lastColumn="0" w:lastRow="0" w:noHBand="0" w:noVBand="1" w:val="04A0"/>
+      </w:tblPr>
+      <w:tblGrid>
+        <w:gridCol w:w="3118"/>
+        <w:gridCol w:w="3118"/>
+        <w:gridCol w:w="3118"/>
+      </w:tblGrid>
+      <w:tr>
+        <w:tc>
+          <w:tcPr>
+            <w:tcW w:type="dxa" w:w="3118"/>
+            <w:shd w:fill="4472C4" w:val="clear"/>
+          </w:tcPr>
+          <w:p>
+            <w:pPr>
+              <w:jc w:val="center"/>
+            </w:pPr>
+            <w:r/>
+            <w:r>
+              <w:rPr>
+                <w:b/>
+                <w:color w:val="FFFFFF"/>
+                <w:sz w:val="18"/>
+              </w:rPr>
+              <w:t>Элемент документации</w:t>
+            </w:r>
+          </w:p>
+        </w:tc>
+        <w:tc>
+          <w:tcPr>
+            <w:tcW w:type="dxa" w:w="3118"/>
+            <w:shd w:fill="4472C4" w:val="clear"/>
+          </w:tcPr>
+          <w:p>
+            <w:pPr>
+              <w:jc w:val="center"/>
+            </w:pPr>
+            <w:r/>
+            <w:r>
+              <w:rPr>
+                <w:b/>
+                <w:color w:val="FFFFFF"/>
+                <w:sz w:val="18"/>
+              </w:rPr>
+              <w:t>Что проверяет наладчик</w:t>
+            </w:r>
+          </w:p>
+        </w:tc>
+        <w:tc>
+          <w:tcPr>
+            <w:tcW w:type="dxa" w:w="3118"/>
+            <w:shd w:fill="4472C4" w:val="clear"/>
+          </w:tcPr>
+          <w:p>
+            <w:pPr>
+              <w:jc w:val="center"/>
+            </w:pPr>
+            <w:r/>
+            <w:r>
+              <w:rPr>
+                <w:b/>
+                <w:color w:val="FFFFFF"/>
+                <w:sz w:val="18"/>
+              </w:rPr>
+              <w:t>Критерий соответствия</w:t>
+            </w:r>
+          </w:p>
+        </w:tc>
+      </w:tr>
+      <w:tr>
+        <w:tc>
+          <w:tcPr>
+            <w:tcW w:type="dxa" w:w="3118"/>
+            <w:shd w:fill="D9E2F3" w:val="clear"/>
+          </w:tcPr>
+          <w:p>
+            <w:pPr>
+              <w:jc w:val="left"/>
+            </w:pPr>
+            <w:r/>
+            <w:r>
+              <w:rPr>
+                <w:sz w:val="18"/>
+              </w:rPr>
+              <w:t>Маркировка приборов</w:t>
+            </w:r>
+          </w:p>
+        </w:tc>
+        <w:tc>
+          <w:tcPr>
+            <w:tcW w:type="dxa" w:w="3118"/>
+            <w:shd w:fill="D9E2F3" w:val="clear"/>
+          </w:tcPr>
+          <w:p>
+            <w:pPr>
+              <w:jc w:val="left"/>
+            </w:pPr>
+            <w:r/>
+            <w:r>
+              <w:rPr>
+                <w:sz w:val="18"/>
+              </w:rPr>
+              <w:t>Тип, заводской номер, диапазон</w:t>
+            </w:r>
+          </w:p>
+        </w:tc>
+        <w:tc>
+          <w:tcPr>
+            <w:tcW w:type="dxa" w:w="3118"/>
+            <w:shd w:fill="D9E2F3" w:val="clear"/>
+          </w:tcPr>
+          <w:p>
+            <w:pPr>
+              <w:jc w:val="left"/>
+            </w:pPr>
+            <w:r/>
+            <w:r>
+              <w:rPr>
+                <w:sz w:val="18"/>
+              </w:rPr>
+              <w:t>Совпадение со спецификацией</w:t>
+            </w:r>
+          </w:p>
+        </w:tc>
+      </w:tr>
+      <w:tr>
+        <w:tc>
+          <w:tcPr>
+            <w:tcW w:type="dxa" w:w="3118"/>
+          </w:tcPr>
+          <w:p>
+            <w:pPr>
+              <w:jc w:val="left"/>
+            </w:pPr>
+            <w:r/>
+            <w:r>
+              <w:rPr>
+                <w:sz w:val="18"/>
+              </w:rPr>
+              <w:t>Сечения проводов</w:t>
+            </w:r>
+          </w:p>
+        </w:tc>
+        <w:tc>
+          <w:tcPr>
+            <w:tcW w:type="dxa" w:w="3118"/>
+          </w:tcPr>
+          <w:p>
+            <w:pPr>
+              <w:jc w:val="left"/>
+            </w:pPr>
+            <w:r/>
+            <w:r>
+              <w:rPr>
+                <w:sz w:val="18"/>
+              </w:rPr>
+              <w:t>Соответствие токовой нагрузке</w:t>
+            </w:r>
+          </w:p>
+        </w:tc>
+        <w:tc>
+          <w:tcPr>
+            <w:tcW w:type="dxa" w:w="3118"/>
+          </w:tcPr>
+          <w:p>
+            <w:pPr>
+              <w:jc w:val="left"/>
+            </w:pPr>
+            <w:r/>
+            <w:r>
+              <w:rPr>
+                <w:sz w:val="18"/>
+              </w:rPr>
+              <w:t>По ПУЭ и проекту</w:t>
+            </w:r>
+          </w:p>
+        </w:tc>
+      </w:tr>
+      <w:tr>
+        <w:tc>
+          <w:tcPr>
+            <w:tcW w:type="dxa" w:w="3118"/>
+            <w:shd w:fill="D9E2F3" w:val="clear"/>
+          </w:tcPr>
+          <w:p>
+            <w:pPr>
+              <w:jc w:val="left"/>
+            </w:pPr>
+            <w:r/>
+            <w:r>
+              <w:rPr>
+                <w:sz w:val="18"/>
+              </w:rPr>
+              <w:t>Типы импульсных линий</w:t>
+            </w:r>
+          </w:p>
+        </w:tc>
+        <w:tc>
+          <w:tcPr>
+            <w:tcW w:type="dxa" w:w="3118"/>
+            <w:shd w:fill="D9E2F3" w:val="clear"/>
+          </w:tcPr>
+          <w:p>
+            <w:pPr>
+              <w:jc w:val="left"/>
+            </w:pPr>
+            <w:r/>
+            <w:r>
+              <w:rPr>
+                <w:sz w:val="18"/>
+              </w:rPr>
+              <w:t>Материал, диаметр, давление</w:t>
+            </w:r>
+          </w:p>
+        </w:tc>
+        <w:tc>
+          <w:tcPr>
+            <w:tcW w:type="dxa" w:w="3118"/>
+            <w:shd w:fill="D9E2F3" w:val="clear"/>
+          </w:tcPr>
+          <w:p>
+            <w:pPr>
+              <w:jc w:val="left"/>
+            </w:pPr>
+            <w:r/>
+            <w:r>
+              <w:rPr>
+                <w:sz w:val="18"/>
+              </w:rPr>
+              <w:t>По проекту и ГОСТ</w:t>
+            </w:r>
+          </w:p>
+        </w:tc>
+      </w:tr>
+      <w:tr>
+        <w:tc>
+          <w:tcPr>
+            <w:tcW w:type="dxa" w:w="3118"/>
+          </w:tcPr>
+          <w:p>
+            <w:pPr>
+              <w:jc w:val="left"/>
+            </w:pPr>
+            <w:r/>
+            <w:r>
+              <w:rPr>
+                <w:sz w:val="18"/>
+              </w:rPr>
+              <w:t>Типы датчиков</w:t>
+            </w:r>
+          </w:p>
+        </w:tc>
+        <w:tc>
+          <w:tcPr>
+            <w:tcW w:type="dxa" w:w="3118"/>
+          </w:tcPr>
+          <w:p>
+            <w:pPr>
+              <w:jc w:val="left"/>
+            </w:pPr>
+            <w:r/>
+            <w:r>
+              <w:rPr>
+                <w:sz w:val="18"/>
+              </w:rPr>
+              <w:t>Диапазон, класс точности</w:t>
+            </w:r>
+          </w:p>
+        </w:tc>
+        <w:tc>
+          <w:tcPr>
+            <w:tcW w:type="dxa" w:w="3118"/>
+          </w:tcPr>
+          <w:p>
+            <w:pPr>
+              <w:jc w:val="left"/>
+            </w:pPr>
+            <w:r/>
+            <w:r>
+              <w:rPr>
+                <w:sz w:val="18"/>
+              </w:rPr>
+              <w:t>По спецификации</w:t>
+            </w:r>
+          </w:p>
+        </w:tc>
+      </w:tr>
+      <w:tr>
+        <w:tc>
+          <w:tcPr>
+            <w:tcW w:type="dxa" w:w="3118"/>
+            <w:shd w:fill="D9E2F3" w:val="clear"/>
+          </w:tcPr>
+          <w:p>
+            <w:pPr>
+              <w:jc w:val="left"/>
+            </w:pPr>
+            <w:r/>
+            <w:r>
+              <w:rPr>
+                <w:sz w:val="18"/>
+              </w:rPr>
+              <w:t>Системы блокировок</w:t>
+            </w:r>
+          </w:p>
+        </w:tc>
+        <w:tc>
+          <w:tcPr>
+            <w:tcW w:type="dxa" w:w="3118"/>
+            <w:shd w:fill="D9E2F3" w:val="clear"/>
+          </w:tcPr>
+          <w:p>
+            <w:pPr>
+              <w:jc w:val="left"/>
+            </w:pPr>
+            <w:r/>
+            <w:r>
+              <w:rPr>
+                <w:sz w:val="18"/>
+              </w:rPr>
+              <w:t>Наличие и логика срабатывания</w:t>
+            </w:r>
+          </w:p>
+        </w:tc>
+        <w:tc>
+          <w:tcPr>
+            <w:tcW w:type="dxa" w:w="3118"/>
+            <w:shd w:fill="D9E2F3" w:val="clear"/>
+          </w:tcPr>
+          <w:p>
+            <w:pPr>
+              <w:jc w:val="left"/>
+            </w:pPr>
+            <w:r/>
+            <w:r>
+              <w:rPr>
+                <w:sz w:val="18"/>
+              </w:rPr>
+              <w:t>По функциональной схеме</w:t>
+            </w:r>
+          </w:p>
+        </w:tc>
+      </w:tr>
+    </w:tbl>
+    <w:p>
+      <w:pPr>
+        <w:jc w:val="center"/>
+      </w:pPr>
+    </w:p>
+    <w:p>
+      <w:pPr>
+        <w:jc w:val="center"/>
+      </w:pPr>
+      <w:r>
+        <w:rPr>
+          <w:i/>
+        </w:rPr>
+        <w:t xml:space="preserve">Рисунок 1. Частота использования типов документации при наладке КИПиА</w:t>
+      </w:r>
+    </w:p>
+    <w:p>
+      <w:pPr>
+        <w:spacing w:line="360" w:lineRule="auto" w:before="240" w:after="80"/>
+        <w:jc w:val="left"/>
+      </w:pPr>
+      <w:r>
+        <w:rPr>
+          <w:rFonts w:ascii="Times New Roman" w:hAnsi="Times New Roman"/>
+          <w:b/>
+          <w:sz w:val="28"/>
+          <w:rFonts w:ascii="Times New Roman" w:hAnsi="Times New Roman" w:cs="Times New Roman"/>
+        </w:rPr>
+        <w:t>Вопросы для повторения (Лекция 1):</w:t>
       </w:r>
     </w:p>
     <w:sectPr>
